--- a/TASK 1-4.docx
+++ b/TASK 1-4.docx
@@ -17,6 +17,54 @@
     </w:p>
     <w:p>
       <w:pPr>
+        <w:rPr>
+          <w:lang w:val="en-GB"/>
+        </w:rPr>
+      </w:pPr>
+      <w:r>
+        <w:rPr>
+          <w:rStyle w:val="a4"/>
+          <w:lang w:val="en-GB"/>
+        </w:rPr>
+        <w:t>API testing task</w:t>
+      </w:r>
+      <w:r>
+        <w:rPr>
+          <w:lang w:val="en-GB"/>
+        </w:rPr>
+        <w:t xml:space="preserve"> — created </w:t>
+      </w:r>
+      <w:proofErr w:type="spellStart"/>
+      <w:r>
+        <w:rPr>
+          <w:lang w:val="en-GB"/>
+        </w:rPr>
+        <w:t>pytest</w:t>
+      </w:r>
+      <w:proofErr w:type="spellEnd"/>
+      <w:r>
+        <w:rPr>
+          <w:lang w:val="en-GB"/>
+        </w:rPr>
+        <w:t xml:space="preserve"> tests with fixtures in </w:t>
+      </w:r>
+      <w:r>
+        <w:rPr>
+          <w:rStyle w:val="HTML"/>
+          <w:rFonts w:eastAsiaTheme="minorHAnsi"/>
+          <w:lang w:val="en-GB"/>
+        </w:rPr>
+        <w:t>conftest.py</w:t>
+      </w:r>
+      <w:r>
+        <w:rPr>
+          <w:lang w:val="en-GB"/>
+        </w:rPr>
+        <w:t>. The tests verify that user ID 3 has 10 posts and that GCP/AWS bucket data is not empty for a specific date.</w:t>
+      </w:r>
+    </w:p>
+    <w:p>
+      <w:pPr>
         <w:pStyle w:val="a3"/>
         <w:ind w:left="360"/>
         <w:rPr>
@@ -25,7 +73,7 @@
       </w:pPr>
       <w:r>
         <w:rPr>
-          <w:lang w:val="en-GB"/>
+          <w:noProof/>
         </w:rPr>
         <w:drawing>
           <wp:inline distT="0" distB="0" distL="0" distR="0" wp14:anchorId="4B49D11E" wp14:editId="3F096990">
@@ -83,7 +131,7 @@
       </w:pPr>
       <w:r>
         <w:rPr>
-          <w:lang w:val="uk-UA"/>
+          <w:noProof/>
         </w:rPr>
         <w:drawing>
           <wp:inline distT="0" distB="0" distL="0" distR="0" wp14:anchorId="5D9D84CC" wp14:editId="54085FFE">
@@ -132,7 +180,7 @@
       </w:pPr>
       <w:r>
         <w:rPr>
-          <w:lang w:val="uk-UA"/>
+          <w:noProof/>
         </w:rPr>
         <w:lastRenderedPageBreak/>
         <w:drawing>
@@ -204,18 +252,40 @@
           <w:lang w:val="en-GB"/>
         </w:rPr>
       </w:pPr>
+      <w:r>
+        <w:rPr>
+          <w:rStyle w:val="a4"/>
+          <w:lang w:val="en-GB"/>
+        </w:rPr>
+        <w:t>Browser automation task</w:t>
+      </w:r>
+      <w:r>
+        <w:rPr>
+          <w:lang w:val="en-GB"/>
+        </w:rPr>
+        <w:t xml:space="preserve"> — created a Selenium script that opens Google in Chrome and Firefox and prints the page title. Chrome uses the automatic driver approach, while Firefox uses a manually provided driver path.</w:t>
+      </w:r>
     </w:p>
     <w:p>
       <w:pPr>
         <w:pStyle w:val="a3"/>
         <w:ind w:left="360"/>
         <w:rPr>
+          <w:lang w:val="en-GB"/>
+        </w:rPr>
+      </w:pPr>
+    </w:p>
+    <w:p>
+      <w:pPr>
+        <w:pStyle w:val="a3"/>
+        <w:ind w:left="360"/>
+        <w:rPr>
           <w:lang w:val="uk-UA"/>
         </w:rPr>
       </w:pPr>
       <w:r>
         <w:rPr>
-          <w:lang w:val="uk-UA"/>
+          <w:noProof/>
         </w:rPr>
         <w:lastRenderedPageBreak/>
         <w:drawing>
@@ -265,7 +335,7 @@
       </w:pPr>
       <w:r>
         <w:rPr>
-          <w:lang w:val="uk-UA"/>
+          <w:noProof/>
         </w:rPr>
         <w:lastRenderedPageBreak/>
         <w:drawing>
@@ -315,7 +385,7 @@
       </w:pPr>
       <w:r>
         <w:rPr>
-          <w:lang w:val="uk-UA"/>
+          <w:noProof/>
         </w:rPr>
         <w:drawing>
           <wp:inline distT="0" distB="0" distL="0" distR="0" wp14:anchorId="68BFDE86" wp14:editId="7CCB1A7D">
@@ -356,6 +426,75 @@
     </w:p>
     <w:p>
       <w:pPr>
+        <w:spacing w:before="100" w:beforeAutospacing="1" w:after="100" w:afterAutospacing="1" w:line="240" w:lineRule="auto"/>
+        <w:rPr>
+          <w:rFonts w:ascii="Times New Roman" w:eastAsia="Times New Roman" w:hAnsi="Times New Roman" w:cs="Times New Roman"/>
+          <w:sz w:val="24"/>
+          <w:szCs w:val="24"/>
+          <w:lang w:val="en-GB" w:eastAsia="ru-RU"/>
+        </w:rPr>
+      </w:pPr>
+      <w:r>
+        <w:rPr>
+          <w:rFonts w:ascii="Times New Roman" w:eastAsia="Times New Roman" w:hAnsi="Times New Roman" w:cs="Times New Roman"/>
+          <w:sz w:val="24"/>
+          <w:szCs w:val="24"/>
+          <w:lang w:val="en-GB" w:eastAsia="ru-RU"/>
+        </w:rPr>
+        <w:t xml:space="preserve">I removed the hardcoded browser path initially, but Selenium could not detect Firefox automatically in my local environment, causing a </w:t>
+      </w:r>
+      <w:proofErr w:type="spellStart"/>
+      <w:r>
+        <w:rPr>
+          <w:rFonts w:ascii="Times New Roman" w:eastAsia="Times New Roman" w:hAnsi="Times New Roman" w:cs="Times New Roman"/>
+          <w:sz w:val="24"/>
+          <w:szCs w:val="24"/>
+          <w:lang w:val="en-GB" w:eastAsia="ru-RU"/>
+        </w:rPr>
+        <w:t>SessionNotCreatedException</w:t>
+      </w:r>
+      <w:proofErr w:type="spellEnd"/>
+      <w:r>
+        <w:rPr>
+          <w:rFonts w:ascii="Times New Roman" w:eastAsia="Times New Roman" w:hAnsi="Times New Roman" w:cs="Times New Roman"/>
+          <w:sz w:val="24"/>
+          <w:szCs w:val="24"/>
+          <w:lang w:val="en-GB" w:eastAsia="ru-RU"/>
+        </w:rPr>
+        <w:t xml:space="preserve">. I restored </w:t>
+      </w:r>
+      <w:proofErr w:type="spellStart"/>
+      <w:r>
+        <w:rPr>
+          <w:rFonts w:ascii="Times New Roman" w:eastAsia="Times New Roman" w:hAnsi="Times New Roman" w:cs="Times New Roman"/>
+          <w:sz w:val="24"/>
+          <w:szCs w:val="24"/>
+          <w:lang w:val="en-GB" w:eastAsia="ru-RU"/>
+        </w:rPr>
+        <w:t>binary_location</w:t>
+      </w:r>
+      <w:proofErr w:type="spellEnd"/>
+      <w:r>
+        <w:rPr>
+          <w:rFonts w:ascii="Times New Roman" w:eastAsia="Times New Roman" w:hAnsi="Times New Roman" w:cs="Times New Roman"/>
+          <w:sz w:val="24"/>
+          <w:szCs w:val="24"/>
+          <w:lang w:val="en-GB" w:eastAsia="ru-RU"/>
+        </w:rPr>
+        <w:t xml:space="preserve"> with a comment explaining why it is required locally.</w:t>
+      </w:r>
+    </w:p>
+    <w:p>
+      <w:pPr>
+        <w:pStyle w:val="a3"/>
+        <w:ind w:left="360"/>
+        <w:rPr>
+          <w:lang w:val="en-GB"/>
+        </w:rPr>
+      </w:pPr>
+    </w:p>
+    <w:p>
+      <w:pPr>
         <w:rPr>
           <w:lang w:val="en-GB"/>
         </w:rPr>
@@ -366,6 +505,37 @@
         </w:rPr>
         <w:t xml:space="preserve">Task 3 </w:t>
       </w:r>
+    </w:p>
+    <w:p>
+      <w:pPr>
+        <w:rPr>
+          <w:lang w:val="en-GB"/>
+        </w:rPr>
+      </w:pPr>
+      <w:proofErr w:type="gramStart"/>
+      <w:r>
+        <w:rPr>
+          <w:rStyle w:val="a4"/>
+          <w:lang w:val="en-GB"/>
+        </w:rPr>
+        <w:t>Locators</w:t>
+      </w:r>
+      <w:proofErr w:type="gramEnd"/>
+      <w:r>
+        <w:rPr>
+          <w:rStyle w:val="a4"/>
+          <w:lang w:val="en-GB"/>
+        </w:rPr>
+        <w:t xml:space="preserve"> task</w:t>
+      </w:r>
+      <w:r>
+        <w:rPr>
+          <w:lang w:val="en-GB"/>
+        </w:rPr>
+        <w:t xml:space="preserve"> — prepared Selenium locators for elements from the screenshots, including ID, class name, name, CSS selector, XPath, and relative locators. I also added simple actions such as typing text, clicking, and mouse hover.</w:t>
+      </w:r>
+      <w:bookmarkStart w:id="0" w:name="_GoBack"/>
+      <w:bookmarkEnd w:id="0"/>
     </w:p>
     <w:p>
       <w:pPr>
@@ -868,7 +1038,6 @@
           </wp:inline>
         </w:drawing>
       </w:r>
-      <w:bookmarkStart w:id="0" w:name="_GoBack"/>
       <w:r>
         <w:rPr>
           <w:noProof/>
@@ -924,7 +1093,6 @@
           </wp:inline>
         </w:drawing>
       </w:r>
-      <w:bookmarkEnd w:id="0"/>
     </w:p>
     <w:p>
       <w:pPr>
@@ -953,7 +1121,8 @@
       </w:pPr>
       <w:r>
         <w:rPr>
-          <w:lang w:val="en-GB"/>
+          <w:noProof/>
+          <w:lang w:eastAsia="ru-RU"/>
         </w:rPr>
         <w:lastRenderedPageBreak/>
         <w:drawing>
